--- a/ROADMAP.docx
+++ b/ROADMAP.docx
@@ -25,7 +25,7 @@
     </w:p>
     <w:p>
       <w:r>
-        <w:t>Maintained from canonical project information • 1 October 2026</w:t>
+        <w:t>Maintained from canonical project information • 2 October 2026</w:t>
       </w:r>
     </w:p>
     <w:p>
@@ -737,14 +737,21 @@
     <w:p>
       <w:pPr>
         <w:pStyle w:val="Heading2"/>
+        <w:keepNext/>
       </w:pPr>
       <w:r>
-        <w:t>Core completeness</w:t>
+        <w:t>Core fleet identity and numbering</w:t>
+      </w:r>
+    </w:p>
+    <w:p>
+      <w:pPr/>
+      <w:r>
+        <w:t>Agreed Core includes stable hidden Fleet Identity, automatic visible running numbers, world Standardised / Historical Operator modes, remembered regional/manual numbers, cheap renumber-unlock direction and class/number fleet search. Normal engines are normally unnamed; livery alone does not renumber them. Storage, historical rules, cost and UI remain OQ28–OQ30; no implementation is claimed.</w:t>
       </w:r>
     </w:p>
     <w:p>
       <w:r>
-        <w:t>Core 1.0 must be a complete, polished and satisfying early steam railway. Enthusiast expansions must not delay the first playable implementation or Core release, and Core locomotives must not be deliberately weakened or incomplete to create paid-pack value.</w:t>
+        <w:t>Core 1.0 must be complete, polished and satisfying. Expansions must not delay first playable/Core or deliberately weaken Core engines to create paid-pack value.</w:t>
       </w:r>
     </w:p>
     <w:p>
@@ -1199,7 +1206,7 @@
     </w:p>
     <w:p>
       <w:r>
-        <w:t>Agreed: region is a world/save setting, not a per-player preference. Core presentation is intended to update existing and future basic infrastructure, locomotives, wagons and covered objects when world style changes. Normal Core uses one regional style; equivalent regional wagon buildables are not duplicated merely for selection.</w:t>
+        <w:t>Agreed: region is a world/save setting. Core presentation is intended to update existing/future basic infrastructure and eligible locomotives. Connected wagons follow the controlling locomotive’s region; disconnected wagons follow the global world style. Controlling-locomotive determination and live cargo/mass/save/replication migration remain unverified. Duplicate regional wagon buildables are not required.</w:t>
       </w:r>
     </w:p>
     <w:p>
@@ -1240,7 +1247,7 @@
     </w:p>
     <w:p>
       <w:r>
-        <w:t>Proposed: matching regional expansions supply advanced infrastructure presentation. They must not provide unowned assets. OQ23 covers missing-pack fallback and expansion-exclusive locomotives after region changes, including whether equivalents transform when multiple packs are owned. No retention, restriction, transformation or fallback rule is approved.</w:t>
+        <w:t>Proposed: matching owned packs supply advanced infrastructure presentation; missing advanced-asset fallback remains open. Agreed expansion locomotive fallback: without a valid corresponding owned destination locomotive, retain current region, presentation and running number. Valid correspondence and technical migration remain OQ23. Regional rosters need not be symmetrical.</w:t>
       </w:r>
     </w:p>
     <w:p>
@@ -2040,7 +2047,22 @@
     </w:p>
     <w:p>
       <w:r>
-        <w:t>Flying Scotsman and Mallard are cameo examples only. No cameo roster is selected, and names, trademarks and livery rights require verification. Exact roster, role names, pack names, historical period and integration remain OQ20/OQ21/OQ25.</w:t>
+        <w:t>Agreed VIP/prestige framework: extremely expensive display/collection rewards, fixed historical names/numbers, one-per-world where appropriate and no superior logistics utility. Expansion VIPs are famous specific machines; Core VIPs normally come from an existing Core class. Mallard, Flying Scotsman and Evening Star are examples only. Roster, prices and licensing remain OQ25; prestige passenger stock and assistant VIP reactions are Proposed.</w:t>
+      </w:r>
+    </w:p>
+    <w:p>
+      <w:pPr>
+        <w:pStyle w:val="Heading2"/>
+        <w:keepNext/>
+      </w:pPr>
+      <w:r>
+        <w:t>Progression alongside Core</w:t>
+      </w:r>
+    </w:p>
+    <w:p>
+      <w:pPr/>
+      <w:r>
+        <w:t>Agreed expansion ownership does not immediately unlock endgame steam. Early/small engines align with comparable Core stages; stronger machines/infrastructure follow Heavy Steam or later. Integration into existing milestones is Proposed, with additional labelled milestones as fallback. Exact unlocks/API remain OQ20.</w:t>
       </w:r>
     </w:p>
     <w:p>
@@ -2102,7 +2124,7 @@
     </w:p>
     <w:p>
       <w:r>
-        <w:t>Proposed exploration includes reverser/cutoff, regulator/throttle, locomotive brake, firing/firebox and steam pressure, possibly boiler water/injectors. The heat/water/steam/pressure loop is conceptual, not a final simulation model. Failure, pressure, stall and reverser details remain open; catastrophic boiler explosions/damage are not approved.</w:t>
+        <w:t>Agreed refined scope: coal/firebox management, regulator/throttle and reverser/cutoff, with braking as needed. Meaningful operation without professional simulation. Detailed injectors, boiler-water/blower/damper/valve simulation and catastrophic damage are not required. Natural poor-operation consequences include weaker hauling/steam power and possible wheel slip; formulas remain OQ24.</w:t>
       </w:r>
     </w:p>
     <w:p>
@@ -2115,7 +2137,7 @@
     </w:p>
     <w:p>
       <w:r>
-        <w:t>Proposed/Open: Simple could model competent automatic crew management. Advanced could add engagement and possibly modest skilful-operation benefits. Do not make Simple deliberately bad to force Advanced. Exact simulation depth and performance relationship remain OQ24.</w:t>
+        <w:t>Agreed: Simple is competent automatic crew/transmission operation; Advanced is manual operation for anticipating gradients, holding power and trading efficiency for immediate output. Simple stays useful. Advanced may offer a modest skill ceiling and somewhat better useful performance; exact advantage and formulas remain OQ24. Configuration/input need verification.</w:t>
       </w:r>
     </w:p>
     <w:p>
@@ -2399,14 +2421,7 @@
             </w:tcMar>
           </w:tcPr>
           <w:p>
-            <w:pPr>
-              <w:spacing w:after="40" w:line="240" w:lineRule="auto"/>
-            </w:pPr>
             <w:r>
-              <w:rPr>
-                <w:b w:val="0"/>
-                <w:sz w:val="21"/>
-              </w:rPr>
               <w:t>OQ22–OQ25</w:t>
             </w:r>
           </w:p>
@@ -2423,15 +2438,8 @@
             </w:tcMar>
           </w:tcPr>
           <w:p>
-            <w:pPr>
-              <w:spacing w:after="40" w:line="240" w:lineRule="auto"/>
-            </w:pPr>
             <w:r>
-              <w:rPr>
-                <w:b w:val="0"/>
-                <w:sz w:val="21"/>
-              </w:rPr>
-              <w:t>Advanced catalogue, region/asset migration, Advanced driving/crew relationship and liveries/cameo licensing</w:t>
+              <w:t>Advanced catalogue; technical regional migration; refined driving formulas/advantage; liveries and VIP roster/pricing/licensing</w:t>
             </w:r>
           </w:p>
         </w:tc>
@@ -2452,15 +2460,8 @@
             </w:tcMar>
           </w:tcPr>
           <w:p>
-            <w:pPr>
-              <w:spacing w:after="40" w:line="240" w:lineRule="auto"/>
-            </w:pPr>
             <w:r>
-              <w:rPr>
-                <w:b w:val="0"/>
-                <w:sz w:val="21"/>
-              </w:rPr>
-              <w:t>OQ26–OQ27</w:t>
+              <w:t>OQ26–OQ30</w:t>
             </w:r>
           </w:p>
         </w:tc>
@@ -2476,15 +2477,8 @@
             </w:tcMar>
           </w:tcPr>
           <w:p>
-            <w:pPr>
-              <w:spacing w:after="40" w:line="240" w:lineRule="auto"/>
-            </w:pPr>
             <w:r>
-              <w:rPr>
-                <w:b w:val="0"/>
-                <w:sz w:val="21"/>
-              </w:rPr>
-              <w:t>Pricing/distribution/permissions and multiplayer installation/entitlement/save architecture</w:t>
+              <w:t>Commercial/multiplayer delivery; Fleet Identity storage; numbering data/rules; renumber and fleet-search UI</w:t>
             </w:r>
           </w:p>
         </w:tc>
@@ -2560,7 +2554,7 @@
       <w:jc w:val="right"/>
     </w:pPr>
     <w:r>
-      <w:t xml:space="preserve">1 October 2026  •  Page </w:t>
+      <w:t xml:space="preserve">2 October 2026  •  Page </w:t>
     </w:r>
     <w:fldSimple w:instr="PAGE"/>
   </w:p>

--- a/ROADMAP.docx
+++ b/ROADMAP.docx
@@ -338,11 +338,223 @@
           </w:p>
         </w:tc>
       </w:tr>
+      <w:tr>
+        <w:trPr>
+          <w:cantSplit/>
+        </w:trPr>
+        <w:tc>
+          <w:tcPr>
+            <w:tcW w:type="dxa" w:w="4248"/>
+            <w:vAlign w:val="center"/>
+            <w:tcMar>
+              <w:top w:w="100" w:type="dxa"/>
+              <w:bottom w:w="100" w:type="dxa"/>
+              <w:left w:w="110" w:type="dxa"/>
+              <w:right w:w="110" w:type="dxa"/>
+            </w:tcMar>
+          </w:tcPr>
+          <w:p>
+            <w:pPr>
+              <w:spacing w:after="40" w:line="240" w:lineRule="auto"/>
+            </w:pPr>
+            <w:r>
+              <w:rPr>
+                <w:b w:val="0"/>
+                <w:sz w:val="21"/>
+              </w:rPr>
+              <w:t>CHANGELOG.md</w:t>
+            </w:r>
+          </w:p>
+        </w:tc>
+        <w:tc>
+          <w:tcPr>
+            <w:tcW w:type="dxa" w:w="5832"/>
+            <w:vAlign w:val="center"/>
+            <w:tcMar>
+              <w:top w:w="100" w:type="dxa"/>
+              <w:bottom w:w="100" w:type="dxa"/>
+              <w:left w:w="110" w:type="dxa"/>
+              <w:right w:w="110" w:type="dxa"/>
+            </w:tcMar>
+          </w:tcPr>
+          <w:p>
+            <w:pPr>
+              <w:spacing w:after="40" w:line="240" w:lineRule="auto"/>
+            </w:pPr>
+            <w:r>
+              <w:rPr>
+                <w:b w:val="0"/>
+                <w:sz w:val="21"/>
+              </w:rPr>
+              <w:t>meaningful project, design, and implementation history</w:t>
+            </w:r>
+          </w:p>
+        </w:tc>
+      </w:tr>
+      <w:tr>
+        <w:trPr>
+          <w:cantSplit/>
+        </w:trPr>
+        <w:tc>
+          <w:tcPr>
+            <w:tcW w:type="dxa" w:w="4248"/>
+            <w:vAlign w:val="center"/>
+            <w:tcMar>
+              <w:top w:w="100" w:type="dxa"/>
+              <w:bottom w:w="100" w:type="dxa"/>
+              <w:left w:w="110" w:type="dxa"/>
+              <w:right w:w="110" w:type="dxa"/>
+            </w:tcMar>
+          </w:tcPr>
+          <w:p>
+            <w:pPr>
+              <w:spacing w:after="40" w:line="240" w:lineRule="auto"/>
+            </w:pPr>
+            <w:r>
+              <w:rPr>
+                <w:b w:val="0"/>
+                <w:sz w:val="21"/>
+              </w:rPr>
+              <w:t>WORKFLOW.md</w:t>
+            </w:r>
+          </w:p>
+        </w:tc>
+        <w:tc>
+          <w:tcPr>
+            <w:tcW w:type="dxa" w:w="5832"/>
+            <w:vAlign w:val="center"/>
+            <w:tcMar>
+              <w:top w:w="100" w:type="dxa"/>
+              <w:bottom w:w="100" w:type="dxa"/>
+              <w:left w:w="110" w:type="dxa"/>
+              <w:right w:w="110" w:type="dxa"/>
+            </w:tcMar>
+          </w:tcPr>
+          <w:p>
+            <w:pPr>
+              <w:spacing w:after="40" w:line="240" w:lineRule="auto"/>
+            </w:pPr>
+            <w:r>
+              <w:rPr>
+                <w:b w:val="0"/>
+                <w:sz w:val="21"/>
+              </w:rPr>
+              <w:t>coordination and change discipline</w:t>
+            </w:r>
+          </w:p>
+        </w:tc>
+      </w:tr>
+      <w:tr>
+        <w:trPr>
+          <w:cantSplit/>
+        </w:trPr>
+        <w:tc>
+          <w:tcPr>
+            <w:tcW w:type="dxa" w:w="4248"/>
+            <w:vAlign w:val="center"/>
+            <w:tcMar>
+              <w:top w:w="100" w:type="dxa"/>
+              <w:bottom w:w="100" w:type="dxa"/>
+              <w:left w:w="110" w:type="dxa"/>
+              <w:right w:w="110" w:type="dxa"/>
+            </w:tcMar>
+          </w:tcPr>
+          <w:p>
+            <w:pPr>
+              <w:spacing w:after="40" w:line="240" w:lineRule="auto"/>
+            </w:pPr>
+            <w:r>
+              <w:rPr>
+                <w:b w:val="0"/>
+                <w:sz w:val="21"/>
+              </w:rPr>
+              <w:t>Development/SPECIALIST_DELEGATION.md</w:t>
+            </w:r>
+          </w:p>
+        </w:tc>
+        <w:tc>
+          <w:tcPr>
+            <w:tcW w:type="dxa" w:w="5832"/>
+            <w:vAlign w:val="center"/>
+            <w:tcMar>
+              <w:top w:w="100" w:type="dxa"/>
+              <w:bottom w:w="100" w:type="dxa"/>
+              <w:left w:w="110" w:type="dxa"/>
+              <w:right w:w="110" w:type="dxa"/>
+            </w:tcMar>
+          </w:tcPr>
+          <w:p>
+            <w:pPr>
+              <w:spacing w:after="40" w:line="240" w:lineRule="auto"/>
+            </w:pPr>
+            <w:r>
+              <w:rPr>
+                <w:b w:val="0"/>
+                <w:sz w:val="21"/>
+              </w:rPr>
+              <w:t>detailed specialist selection, model/effort, task, handoff, and verification rules</w:t>
+            </w:r>
+          </w:p>
+        </w:tc>
+      </w:tr>
+      <w:tr>
+        <w:trPr>
+          <w:cantSplit/>
+        </w:trPr>
+        <w:tc>
+          <w:tcPr>
+            <w:tcW w:type="dxa" w:w="4248"/>
+            <w:vAlign w:val="center"/>
+            <w:tcMar>
+              <w:top w:w="100" w:type="dxa"/>
+              <w:bottom w:w="100" w:type="dxa"/>
+              <w:left w:w="110" w:type="dxa"/>
+              <w:right w:w="110" w:type="dxa"/>
+            </w:tcMar>
+          </w:tcPr>
+          <w:p>
+            <w:pPr>
+              <w:spacing w:after="40" w:line="240" w:lineRule="auto"/>
+            </w:pPr>
+            <w:r>
+              <w:rPr>
+                <w:b w:val="0"/>
+                <w:sz w:val="21"/>
+              </w:rPr>
+              <w:t>CLAUDE.md</w:t>
+            </w:r>
+          </w:p>
+        </w:tc>
+        <w:tc>
+          <w:tcPr>
+            <w:tcW w:type="dxa" w:w="5832"/>
+            <w:vAlign w:val="center"/>
+            <w:tcMar>
+              <w:top w:w="100" w:type="dxa"/>
+              <w:bottom w:w="100" w:type="dxa"/>
+              <w:left w:w="110" w:type="dxa"/>
+              <w:right w:w="110" w:type="dxa"/>
+            </w:tcMar>
+          </w:tcPr>
+          <w:p>
+            <w:pPr>
+              <w:spacing w:after="40" w:line="240" w:lineRule="auto"/>
+            </w:pPr>
+            <w:r>
+              <w:rPr>
+                <w:b w:val="0"/>
+                <w:sz w:val="21"/>
+              </w:rPr>
+              <w:t>Claude-specific implementation rules</w:t>
+            </w:r>
+          </w:p>
+        </w:tc>
+      </w:tr>
     </w:tbl>
     <w:p/>
     <w:p>
       <w:r>
-        <w:t>CHANGELOG.md, CLAUDE.md and WORKFLOW.md retain their existing history, implementation-guidance and coordination roles. ROADMAP.docx stays outside that authority chain. Use Word’s Navigation Pane and built-in headings to navigate or collapse sections.</w:t>
+        <w:t>WORKFLOW.md explains coordination and change discipline; Development/SPECIALIST_DELEGATION.md contains detailed delegation and verification rules; CLAUDE.md retains implementation guidance. ROADMAP.docx stays outside the authority chain. Use Word’s Navigation Pane and built-in headings to navigate or collapse sections.</w:t>
       </w:r>
     </w:p>
     <w:p>
@@ -368,12 +580,12 @@
     </w:p>
     <w:p>
       <w:r>
-        <w:t>The recorded target is Satisfactory 1.2 with SML 3.12.0 / 3.12.x and Coffee Stain Unreal Engine 5.6.1-CSS. Visual Studio project generation succeeded. FactoryGame Development Editor / Win64 built successfully on 20 September: 12 succeeded and 0 failed. The editor opened and loaded FactoryGame/SML on 26 September, and SML 3.12.0 initialized.</w:t>
+        <w:t>The recorded target is Satisfactory 1.2 with SML 3.12.0 / 3.12.x and Coffee Stain Unreal Engine 5.6.1-CSS. Visual Studio project generation succeeded. FactoryGame Development Editor / Win64 built successfully on 20 September: 12 succeeded and 0 failed. The editor opened and loaded FactoryGame/SML on 26 September, and SML 3.12.0 initialized. At C:\SML on 2 October, project regeneration and Development Editor / Win64 build succeeded (488.10 seconds); the editor/probe Blueprint loaded successfully.</w:t>
       </w:r>
     </w:p>
     <w:p>
       <w:r>
-        <w:t>Wwise integration is functioning after enabling Object GUID, Object Path, Max Attenuation and Estimated Duration metadata and regenerating SoundBanks. The remaining all-banks metadata efficiency message is advisory. Turnkey’s System.Windows.Forms assembly issue remains unresolved and deferred; it has not blocked generation, build or editor launch.</w:t>
+        <w:t>Wwise integration is functioning after enabling Object GUID, Object Path, Max Attenuation and Estimated Duration metadata and regenerating SoundBanks. The remaining all-banks metadata efficiency message is advisory. Turnkey’s System.Windows.Forms assembly issue remains unresolved and deferred; it has not blocked generation, build or editor launch. Wwise survived relocation and reported UpdateDataStructure: Done. The shorter workspace removed UBT's 260-character Shipping path blocker. Probe-only Windows Shipping packaging/deployment succeeded (ExitCode 0; about 6 minutes 41 seconds), with both server targets and game launch disabled.</w:t>
       </w:r>
     </w:p>
     <w:p>
@@ -386,7 +598,7 @@
     </w:p>
     <w:p>
       <w:r>
-        <w:t>No Early Locomotion gameplay plugin/prototype exists yet. Read-only railway header/API reconnaissance is complete, but local Private .cpp implementations are generated stubs. Architecture, runtime traction behaviour, gameplay implementation, packaging and in-game operation remain unverified. Blender blockout/reference work is supporting asset preparation, not proof of a playable railway.</w:t>
+        <w:t>The temporary non-production EL_ArchitectureProbe implementation and Blueprint configuration exist. Its editor module and Blueprint load, and Windows Shipping packaging/deployment succeeded. Runtime Probe 1 behaviour, production gameplay implementation and in-game operation remain unverified; architecture is unresolved. Local Private .cpp implementations are generated stubs. Blender prototypes remain supporting asset preparation.</w:t>
       </w:r>
     </w:p>
     <w:p>
@@ -399,7 +611,7 @@
     </w:p>
     <w:p>
       <w:r>
-        <w:t>Runtime Baseline Experiment 1 is scoped but unrun. In vanilla/SML-only retail Satisfactory, use a station to power approximately 200 m of straight track and one Electric Locomotive. First confirm powered acceleration from rest. Then stop, cut rail/station power, re-enter and apply the same forward input.</w:t>
+        <w:t>Run the prepared Runtime Probe 1 in retail Satisfactory using the Manager-approved procedure. The probe is packaged and deployed; Alpakit did not launch retail Satisfactory. Its runtime outcome remains pending.</w:t>
       </w:r>
     </w:p>
     <w:p>
@@ -407,7 +619,7 @@
         <w:pStyle w:val="ListBullet"/>
       </w:pPr>
       <w:r>
-        <w:t>Record movement, visible throttle/input response, any no-power indication and whether the locomotive UI/menu still functions.</w:t>
+        <w:t>Record probe observations and return them to The Manager. Successful build, editor loading and packaging do not prove runtime traction behaviour.</w:t>
       </w:r>
     </w:p>
     <w:p>
@@ -415,12 +627,12 @@
         <w:pStyle w:val="ListBullet"/>
       </w:pPr>
       <w:r>
-        <w:t>Do not yet run moving power-loss, slopes/gravity, timetable/autopilot, brownout/fuse, a logging mod or Experiment 2 track-connectivity tests.</w:t>
+        <w:t>Do not expand probe scope or choose locomotive/track architecture without Manager review of runtime evidence.</w:t>
       </w:r>
     </w:p>
     <w:p>
       <w:r>
-        <w:t>Return the observations to The Manager before expanding the experiment or selecting architecture. Header declarations do not establish runtime behaviour.</w:t>
+        <w:t>The earlier vanilla baseline plan is preserved in the historical progress log; no runtime success or failure is recorded here.</w:t>
       </w:r>
     </w:p>
     <w:p>
@@ -433,7 +645,7 @@
     </w:p>
     <w:p>
       <w:r>
-        <w:t>Canonical project/docs: C:\Users\a156b\Documents\Satisfactory - Early Locomotion. SML/implementation workspace: C:\Users\a156b\Documents\SatisfactoryModding\SatisfactoryModLoader. Keep documentation authority separate from the implementation workspace.</w:t>
+        <w:t>Canonical project/docs: C:\Users\a156b\Documents\Satisfactory - Early Locomotion. Active SML/implementation workspace: C:\SML. Keep documentation authority separate from the implementation workspace; the relocation safety backup is temporary recovery material.</w:t>
       </w:r>
     </w:p>
     <w:p>
@@ -1521,7 +1733,7 @@
                 <w:b w:val="0"/>
                 <w:sz w:val="21"/>
               </w:rPr>
-              <w:t>Current next work: Experiment 1, then evidence-led assessment; architecture unresolved</w:t>
+              <w:t>Current next work: prepared/deployed runtime Probe 1, then evidence-led architecture assessment; outcome and architecture unresolved</w:t>
             </w:r>
           </w:p>
         </w:tc>

--- a/ROADMAP.docx
+++ b/ROADMAP.docx
@@ -593,12 +593,12 @@
         <w:pStyle w:val="Heading2"/>
       </w:pPr>
       <w:r>
-        <w:t>What has not been proved</w:t>
+        <w:t>Runtime result and remaining limits</w:t>
       </w:r>
     </w:p>
     <w:p>
       <w:r>
-        <w:t>The temporary non-production EL_ArchitectureProbe implementation and Blueprint configuration exist. Its editor module and Blueprint load, and Windows Shipping packaging/deployment succeeded. Runtime Probe 1 behaviour, production gameplay implementation and in-game operation remain unverified; architecture is unresolved. Local Private .cpp implementations are generated stubs. Blender prototypes remain supporting asset preparation.</w:t>
+        <w:t>Retail Runtime Probe 1 is completed and analysed from observation and FactoryGame.log. Two separately placed probes verified AFGLocomotive subclass construction, vanilla rail attachment, input, braking and movement from rest with HasPower=false. Final architecture and production gameplay remain unresolved.</w:t>
       </w:r>
     </w:p>
     <w:p>
@@ -611,7 +611,7 @@
     </w:p>
     <w:p>
       <w:r>
-        <w:t>Run the prepared Runtime Probe 1 in retail Satisfactory using the Manager-approved procedure. The probe is packaged and deployed; Alpakit did not launch retail Satisfactory. Its runtime outcome remains pending.</w:t>
+        <w:t>Run causality control tests on the same dead track: vanilla unpowered movement, no-op UpdatePower alone, and necessity of SetTractivePowerFactor(1.f). Its specific causal contribution is not yet proved.</w:t>
       </w:r>
     </w:p>
     <w:p>
@@ -619,7 +619,7 @@
         <w:pStyle w:val="ListBullet"/>
       </w:pPr>
       <w:r>
-        <w:t>Record probe observations and return them to The Manager. Successful build, editor loading and packaging do not prove runtime traction behaviour.</w:t>
+        <w:t>Return control observations and log evidence to The Manager before final architecture selection. Probe 1 retained train membership and the locomotive movement component; air and dynamic braking stopped it.</w:t>
       </w:r>
     </w:p>
     <w:p>
@@ -627,12 +627,12 @@
         <w:pStyle w:val="ListBullet"/>
       </w:pPr>
       <w:r>
-        <w:t>Do not expand probe scope or choose locomotive/track architecture without Manager review of runtime evidence.</w:t>
+        <w:t>Camera rotation, normal locomotive UI and exit placement remain residuals; they do not currently invalidate the traction and rail integration result.</w:t>
       </w:r>
     </w:p>
     <w:p>
       <w:r>
-        <w:t>The earlier vanilla baseline plan is preserved in the historical progress log; no runtime success or failure is recorded here.</w:t>
+        <w:t>Probe 1 completion does not verify coupling, track connectivity, station/platform behaviour, timetables, save/load or multiplayer. Historical baseline plans remain in the progress log.</w:t>
       </w:r>
     </w:p>
     <w:p>
@@ -1733,7 +1733,7 @@
                 <w:b w:val="0"/>
                 <w:sz w:val="21"/>
               </w:rPr>
-              <w:t>Current next work: prepared/deployed runtime Probe 1, then evidence-led architecture assessment; outcome and architecture unresolved</w:t>
+              <w:t>Probe 1 completed: construction, rail attachment, input, braking and unpowered movement verified; causality controls next; final architecture unresolved</w:t>
             </w:r>
           </w:p>
         </w:tc>

--- a/ROADMAP.docx
+++ b/ROADMAP.docx
@@ -611,7 +611,7 @@
     </w:p>
     <w:p>
       <w:r>
-        <w:t>Run causality control tests on the same dead track: vanilla unpowered movement, no-op UpdatePower alone, and necessity of SetTractivePowerFactor(1.f). Its specific causal contribution is not yet proved.</w:t>
+        <w:t>Restore the successful working probe with SetTractivePowerFactor(1.f) active and UpdatePower() remaining a no-op, then begin normal railway integration with vanilla wagon coupling. Restoration and coupling testing are not yet completed.</w:t>
       </w:r>
     </w:p>
     <w:p>
@@ -619,7 +619,7 @@
         <w:pStyle w:val="ListBullet"/>
       </w:pPr>
       <w:r>
-        <w:t>Return control observations and log evidence to The Manager before final architecture selection. Probe 1 retained train membership and the locomotive movement component; air and dynamic braking stopped it.</w:t>
+        <w:t>Three-way control completed: vanilla did not move; the working EL probe moved without power; disabling only SetTractivePowerFactor left force and speed at zero despite input and released air brake (165 samples).</w:t>
       </w:r>
     </w:p>
     <w:p>
@@ -632,7 +632,7 @@
     </w:p>
     <w:p>
       <w:r>
-        <w:t>Probe 1 completion does not verify coupling, track connectivity, station/platform behaviour, timetables, save/load or multiplayer. Historical baseline plans remain in the progress log.</w:t>
+        <w:t>Within the tested implementation, SetTractivePowerFactor(1.f) is necessary for unpowered traction; no-op UpdatePower alone is insufficient. This does not select final architecture or verify coupling, stations, timetables, save/load or multiplayer.</w:t>
       </w:r>
     </w:p>
     <w:p>
@@ -1733,7 +1733,7 @@
                 <w:b w:val="0"/>
                 <w:sz w:val="21"/>
               </w:rPr>
-              <w:t>Probe 1 completed: construction, rail attachment, input, braking and unpowered movement verified; causality controls next; final architecture unresolved</w:t>
+              <w:t>Probe 1 and traction-causality control completed; restore working probe, then test vanilla wagon coupling; final production architecture unresolved</w:t>
             </w:r>
           </w:p>
         </w:tc>

--- a/ROADMAP.docx
+++ b/ROADMAP.docx
@@ -598,7 +598,7 @@
     </w:p>
     <w:p>
       <w:r>
-        <w:t>Retail Runtime Probe 1 is completed and analysed from observation and FactoryGame.log. Two separately placed probes verified AFGLocomotive subclass construction, vanilla rail attachment, input, braking and movement from rest with HasPower=false. Final architecture and production gameplay remain unresolved.</w:t>
+        <w:t>Runtime Probe 1 and traction-causality controls are complete. The restored AFGLocomotive-derived probe also formed a usable vanilla Freight Wagon consist during construction, moved forward/reverse and braked cleanly on unpowered railway, without observed derailment or separation. Final production architecture remains unresolved.</w:t>
       </w:r>
     </w:p>
     <w:p>
@@ -611,7 +611,7 @@
     </w:p>
     <w:p>
       <w:r>
-        <w:t>Restore the successful working probe with SetTractivePowerFactor(1.f) active and UpdatePower() remaining a no-op, then begin normal railway integration with vanilla wagon coupling. Restoration and coupling testing are not yet completed.</w:t>
+        <w:t>Proceed to station/timetable integration testing using the restored working probe. Record observations before final architecture selection; station/timetable success is not yet verified.</w:t>
       </w:r>
     </w:p>
     <w:p>
@@ -619,7 +619,7 @@
         <w:pStyle w:val="ListBullet"/>
       </w:pPr>
       <w:r>
-        <w:t>Three-way control completed: vanilla did not move; the working EL probe moved without power; disabling only SetTractivePowerFactor left force and speed at zero despite input and released air brake (165 samples).</w:t>
+        <w:t>Within the tested implementation, SetTractivePowerFactor(1.f) is necessary for unpowered traction; no-op UpdatePower alone is insufficient. Construction-time wagon integration is now verified.</w:t>
       </w:r>
     </w:p>
     <w:p>
@@ -627,12 +627,12 @@
         <w:pStyle w:val="ListBullet"/>
       </w:pPr>
       <w:r>
-        <w:t>Camera rotation, normal locomotive UI and exit placement remain residuals; they do not currently invalidate the traction and rail integration result.</w:t>
+        <w:t>Coupling-node alignment and camera/UI/exit residuals remain. Hitting an independently placed loose wagon made commands unresponsive; vanilla workflow support is unestablished, so no architecture failure is inferred.</w:t>
       </w:r>
     </w:p>
     <w:p>
       <w:r>
-        <w:t>Within the tested implementation, SetTractivePowerFactor(1.f) is necessary for unpowered traction; no-op UpdatePower alone is insufficient. This does not select final architecture or verify coupling, stations, timetables, save/load or multiplayer.</w:t>
+        <w:t>The verified result covers normal construction-time consist formation and movement/braking, not every coupling method. Stations, timetables, save/load and multiplayer remain unverified.</w:t>
       </w:r>
     </w:p>
     <w:p>
@@ -1733,7 +1733,7 @@
                 <w:b w:val="0"/>
                 <w:sz w:val="21"/>
               </w:rPr>
-              <w:t>Probe 1 and traction-causality control completed; restore working probe, then test vanilla wagon coupling; final production architecture unresolved</w:t>
+              <w:t>Probe 1, traction controls and normal vanilla wagon consist integration verified; station/timetable tests next; final architecture unresolved</w:t>
             </w:r>
           </w:p>
         </w:tc>

--- a/ROADMAP.docx
+++ b/ROADMAP.docx
@@ -25,7 +25,7 @@
     </w:p>
     <w:p>
       <w:r>
-        <w:t>Maintained from canonical project information • 2 October 2026</w:t>
+        <w:t>Maintained from canonical project information • 3 October 2026</w:t>
       </w:r>
     </w:p>
     <w:p>
@@ -598,7 +598,7 @@
     </w:p>
     <w:p>
       <w:r>
-        <w:t>Runtime Probe 1 and traction-causality controls are complete. The restored AFGLocomotive-derived probe also formed a usable vanilla Freight Wagon consist during construction, moved forward/reverse and braked cleanly on unpowered railway, without observed derailment or separation. Final production architecture remains unresolved.</w:t>
+        <w:t>Probe 1 traction controls and construction-time vanilla Freight Wagon forward/reverse movement and braking are verified. Probe 2a logged both locomotive power flags false on 1,069 samples: powered shoe contact allowed manual traction, but self-driving reported SDLE_NoPower and held the train stationary. Disabling self-driving restored manual traction.</w:t>
       </w:r>
     </w:p>
     <w:p>
@@ -611,7 +611,7 @@
     </w:p>
     <w:p>
       <w:r>
-        <w:t>Proceed to station/timetable integration testing using the restored working probe. Record observations before final architecture selection; station/timetable success is not yet verified.</w:t>
+        <w:t>Probe 2b: set only inherited locomotive mHasPower true through verified Unreal property reflection, leave PowerInfoHasPower unchanged, then test self-driving. This is a planned test, not a verified outcome.</w:t>
       </w:r>
     </w:p>
     <w:p>
@@ -619,7 +619,7 @@
         <w:pStyle w:val="ListBullet"/>
       </w:pPr>
       <w:r>
-        <w:t>Within the tested implementation, SetTractivePowerFactor(1.f) is necessary for unpowered traction; no-op UpdatePower alone is insufficient. Construction-time wagon integration is now verified.</w:t>
+        <w:t>The No Power condition is locomotive-level, not simply missing powered third rail. The exact gate remains unresolved because HasPower and PowerInfoHasPower were always identical in Probe 2a.</w:t>
       </w:r>
     </w:p>
     <w:p>
@@ -627,12 +627,12 @@
         <w:pStyle w:val="ListBullet"/>
       </w:pPr>
       <w:r>
-        <w:t>Coupling-node alignment and camera/UI/exit residuals remain. Hitting an independently placed loose wagon made commands unresponsive; vanilla workflow support is unestablished, so no architecture failure is inferred.</w:t>
+        <w:t>The earlier powering-related manual-drive failure did not reproduce and remains unverified. Coupling alignment, loose-wagon workflow support and camera/UI/exit residuals remain unresolved.</w:t>
       </w:r>
     </w:p>
     <w:p>
       <w:r>
-        <w:t>The verified result covers normal construction-time consist formation and movement/braking, not every coupling method. Stations, timetables, save/load and multiplayer remain unverified.</w:t>
+        <w:t>Final production architecture and successful station/timetable operation remain unresolved. Save/load and multiplayer are unverified; no Open Question is resolved by this diagnostic.</w:t>
       </w:r>
     </w:p>
     <w:p>
@@ -1733,7 +1733,7 @@
                 <w:b w:val="0"/>
                 <w:sz w:val="21"/>
               </w:rPr>
-              <w:t>Probe 1, traction controls and normal vanilla wagon consist integration verified; station/timetable tests next; final architecture unresolved</w:t>
+              <w:t>Probe 1 integration and Probe 2a power diagnostics complete; Probe 2b exact self-driving power-gate isolation next; final architecture unresolved</w:t>
             </w:r>
           </w:p>
         </w:tc>
@@ -2766,7 +2766,7 @@
       <w:jc w:val="right"/>
     </w:pPr>
     <w:r>
-      <w:t xml:space="preserve">2 October 2026  •  Page </w:t>
+      <w:t xml:space="preserve">3 October 2026  •  Page </w:t>
     </w:r>
     <w:fldSimple w:instr="PAGE"/>
   </w:p>

--- a/ROADMAP.docx
+++ b/ROADMAP.docx
@@ -598,7 +598,7 @@
     </w:p>
     <w:p>
       <w:r>
-        <w:t>Probe 1 traction controls and construction-time vanilla Freight Wagon forward/reverse movement and braking are verified. Probe 2a logged both locomotive power flags false on 1,069 samples: powered shoe contact allowed manual traction, but self-driving reported SDLE_NoPower and held the train stationary. Disabling self-driving restored manual traction.</w:t>
+        <w:t>Probe 1 traction and rail integration, Probe 2b logical readiness, unpowered timetable operation and opposing EL locomotives are verified. The EL / vanilla Freight Wagon / opposing EL consist ran its timetable; powered vanilla stations docked/loaded cargo correctly and items were transported. Unpowered station machinery did not dock/load. These tests do not verify custom station systems.</w:t>
       </w:r>
     </w:p>
     <w:p>
@@ -611,7 +611,7 @@
     </w:p>
     <w:p>
       <w:r>
-        <w:t>Probe 2b: set only inherited locomotive mHasPower true through verified Unreal property reflection, leave PowerInfoHasPower unchanged, then test self-driving. This is a planned test, not a verified outcome.</w:t>
+        <w:t>Return to singleplayer production-readiness assessment: evaluate how to replace temporary Probe 2b logical readiness and unconditional traction with proper steam fuel/water/operational readiness, preserving the verified vanilla railway integration. The Manager must review the production state-setting/side-effect options before final locomotive architecture selection. Do not require the prepared NetDiag listen-server test now.</w:t>
       </w:r>
     </w:p>
     <w:p>
@@ -619,7 +619,7 @@
         <w:pStyle w:val="ListBullet"/>
       </w:pPr>
       <w:r>
-        <w:t>The No Power condition is locomotive-level, not simply missing powered third rail. The exact gate remains unresolved because HasPower and PowerInfoHasPower were always identical in Probe 2a.</w:t>
+        <w:t>Logical mHasPower readiness allowed tested automation with PowerInfoHasPower=false and ShoeHasPower=false; reflection remains a temporary probe mechanism, not production architecture.</w:t>
       </w:r>
     </w:p>
     <w:p>
@@ -632,7 +632,7 @@
     </w:p>
     <w:p>
       <w:r>
-        <w:t>Final production architecture and successful station/timetable operation remain unresolved. Save/load and multiplayer are unverified; no Open Question is resolved by this diagnostic.</w:t>
+        <w:t>Final locomotive/station architecture remains unresolved. Singleplayer save/load is required for Core; multiplayer verification is deferred post-release. LogicalPower2B_NetDiag is prepared but has not been runtime-tested.</w:t>
       </w:r>
     </w:p>
     <w:p>
@@ -1562,7 +1562,7 @@
     </w:p>
     <w:p>
       <w:r>
-        <w:t>This is a high-level planning sequence maintained from the current checkpoint. It assigns no dates and makes no completion claim beyond recorded evidence. Technical results may require revisiting later phases.</w:t>
+        <w:t>Agreed: Core 1.0 prioritises a complete, robust singleplayer experience. Multiplayer is a post-release update, not a Core blocker. Maintain affordable server-authoritative and replication-friendly structures without requiring networking validation now. Singleplayer save/load robustness remains mandatory. This sequence may adapt to verified dependencies and does not choose final architecture.</w:t>
       </w:r>
     </w:p>
     <w:tbl>
@@ -1656,7 +1656,7 @@
                 <w:b w:val="0"/>
                 <w:sz w:val="21"/>
               </w:rPr>
-              <w:t>Environment and toolchain</w:t>
+              <w:t>Environment and runtime evidence</w:t>
             </w:r>
           </w:p>
         </w:tc>
@@ -1680,7 +1680,7 @@
                 <w:b w:val="0"/>
                 <w:sz w:val="21"/>
               </w:rPr>
-              <w:t>Generation, first build and usable editor launch verified; Turnkey deferred</w:t>
+              <w:t>Build/editor/package, traction, logical readiness, unpowered timetable and powered vanilla cargo docking compatibility verified within tested scope</w:t>
             </w:r>
           </w:p>
         </w:tc>
@@ -1709,7 +1709,7 @@
                 <w:b w:val="0"/>
                 <w:sz w:val="21"/>
               </w:rPr>
-              <w:t>Runtime baseline and architecture</w:t>
+              <w:t>Singleplayer locomotive architecture</w:t>
             </w:r>
           </w:p>
         </w:tc>
@@ -1733,7 +1733,7 @@
                 <w:b w:val="0"/>
                 <w:sz w:val="21"/>
               </w:rPr>
-              <w:t>Probe 1 integration and Probe 2a power diagnostics complete; Probe 2b exact self-driving power-gate isolation next; final architecture unresolved</w:t>
+              <w:t>Manager-reviewed production assessment; reflection is temporary, final architecture unresolved</w:t>
             </w:r>
           </w:p>
         </w:tc>
@@ -1762,7 +1762,7 @@
                 <w:b w:val="0"/>
                 <w:sz w:val="21"/>
               </w:rPr>
-              <w:t>Track and rolling stock prototype</w:t>
+              <w:t>Steam readiness and traction</w:t>
             </w:r>
           </w:p>
         </w:tc>
@@ -1786,7 +1786,7 @@
                 <w:b w:val="0"/>
                 <w:sz w:val="21"/>
               </w:rPr>
-              <w:t>A minimal line, locomotive and wagon proving graph/movement compatibility</w:t>
+              <w:t>Replace unconditional readiness/traction with actual fuel, water and operational state</w:t>
             </w:r>
           </w:p>
         </w:tc>
@@ -1815,7 +1815,7 @@
                 <w:b w:val="0"/>
                 <w:sz w:val="21"/>
               </w:rPr>
-              <w:t>Locomotive systems</w:t>
+              <w:t>Rolling stock then track</w:t>
             </w:r>
           </w:p>
         </w:tc>
@@ -1839,7 +1839,7 @@
                 <w:b w:val="0"/>
                 <w:sz w:val="21"/>
               </w:rPr>
-              <w:t>Shared expressive definitions and steam operating behaviour</w:t>
+              <w:t>Production vehicles and conventional railway integration after verified dependencies</w:t>
             </w:r>
           </w:p>
         </w:tc>
@@ -1868,7 +1868,7 @@
                 <w:b w:val="0"/>
                 <w:sz w:val="21"/>
               </w:rPr>
-              <w:t>Fuel water and supply</w:t>
+              <w:t>Stations and servicing</w:t>
             </w:r>
           </w:p>
         </w:tc>
@@ -1892,60 +1892,7 @@
                 <w:b w:val="0"/>
                 <w:sz w:val="21"/>
               </w:rPr>
-              <w:t>Consumption, replenishment and depletion rules after decisions/tests</w:t>
-            </w:r>
-          </w:p>
-        </w:tc>
-      </w:tr>
-      <w:tr>
-        <w:trPr>
-          <w:cantSplit/>
-        </w:trPr>
-        <w:tc>
-          <w:tcPr>
-            <w:tcW w:type="dxa" w:w="3096"/>
-            <w:vAlign w:val="center"/>
-            <w:tcMar>
-              <w:top w:w="100" w:type="dxa"/>
-              <w:bottom w:w="100" w:type="dxa"/>
-              <w:left w:w="110" w:type="dxa"/>
-              <w:right w:w="110" w:type="dxa"/>
-            </w:tcMar>
-          </w:tcPr>
-          <w:p>
-            <w:pPr>
-              <w:spacing w:after="40" w:line="240" w:lineRule="auto"/>
-            </w:pPr>
-            <w:r>
-              <w:rPr>
-                <w:b w:val="0"/>
-                <w:sz w:val="21"/>
-              </w:rPr>
-              <w:t>Stations and service points</w:t>
-            </w:r>
-          </w:p>
-        </w:tc>
-        <w:tc>
-          <w:tcPr>
-            <w:tcW w:type="dxa" w:w="6984"/>
-            <w:vAlign w:val="center"/>
-            <w:tcMar>
-              <w:top w:w="100" w:type="dxa"/>
-              <w:bottom w:w="100" w:type="dxa"/>
-              <w:left w:w="110" w:type="dxa"/>
-              <w:right w:w="110" w:type="dxa"/>
-            </w:tcMar>
-          </w:tcPr>
-          <w:p>
-            <w:pPr>
-              <w:spacing w:after="40" w:line="240" w:lineRule="auto"/>
-            </w:pPr>
-            <w:r>
-              <w:rPr>
-                <w:b w:val="0"/>
-                <w:sz w:val="21"/>
-              </w:rPr>
-              <w:t>Model-aware servicing, timings and timetable interactions</w:t>
+              <w:t>Custom power connections, coal/water handling, docking and dwell remain unimplemented</w:t>
             </w:r>
           </w:p>
         </w:tc>
@@ -1998,7 +1945,7 @@
                 <w:b w:val="0"/>
                 <w:sz w:val="21"/>
               </w:rPr>
-              <w:t>Blocks, boxes, automatic assignment and presentation within agreed limits</w:t>
+              <w:t>Blocks, boxes, automatic assignment and mechanical presentation</w:t>
             </w:r>
           </w:p>
         </w:tc>
@@ -2027,7 +1974,7 @@
                 <w:b w:val="0"/>
                 <w:sz w:val="21"/>
               </w:rPr>
-              <w:t>Regional presentation</w:t>
+              <w:t>Progression and recipes</w:t>
             </w:r>
           </w:p>
         </w:tc>
@@ -2051,7 +1998,7 @@
                 <w:b w:val="0"/>
                 <w:sz w:val="21"/>
               </w:rPr>
-              <w:t>Supported Core roster/style and safe switching/migration</w:t>
+              <w:t>Milestones, recipes and unlocks after approved decisions</w:t>
             </w:r>
           </w:p>
         </w:tc>
@@ -2080,7 +2027,7 @@
                 <w:b w:val="0"/>
                 <w:sz w:val="21"/>
               </w:rPr>
-              <w:t>Assistant and tutorials</w:t>
+              <w:t>UI presentation and tutorials</w:t>
             </w:r>
           </w:p>
         </w:tc>
@@ -2104,7 +2051,7 @@
                 <w:b w:val="0"/>
                 <w:sz w:val="21"/>
               </w:rPr>
-              <w:t>Progressive lessons, narration and technically verified UI</w:t>
+              <w:t>Production presentation, regional roster/style and lessons as applicable</w:t>
             </w:r>
           </w:p>
         </w:tc>
@@ -2133,7 +2080,7 @@
                 <w:b w:val="0"/>
                 <w:sz w:val="21"/>
               </w:rPr>
-              <w:t>Polish testing and Core 1.0</w:t>
+              <w:t>Singleplayer save load robustness</w:t>
             </w:r>
           </w:p>
         </w:tc>
@@ -2157,7 +2104,104 @@
                 <w:b w:val="0"/>
                 <w:sz w:val="21"/>
               </w:rPr>
-              <w:t>Balance, save/load, multiplayer, packaging and complete Core quality</w:t>
+              <w:t>Mandatory Core persistence and save/load correctness</w:t>
+            </w:r>
+          </w:p>
+        </w:tc>
+      </w:tr>
+      <w:tr>
+        <w:trPr>
+          <w:cantSplit/>
+        </w:trPr>
+        <w:tc>
+          <w:tcPr>
+            <w:tcW w:type="dxa" w:w="3096"/>
+            <w:vAlign w:val="center"/>
+            <w:tcMar>
+              <w:top w:w="100" w:type="dxa"/>
+              <w:bottom w:w="100" w:type="dxa"/>
+              <w:left w:w="110" w:type="dxa"/>
+              <w:right w:w="110" w:type="dxa"/>
+            </w:tcMar>
+          </w:tcPr>
+          <w:p>
+            <w:pPr>
+              <w:spacing w:after="40" w:line="240" w:lineRule="auto"/>
+            </w:pPr>
+            <w:r>
+              <w:rPr>
+                <w:b w:val="0"/>
+                <w:sz w:val="21"/>
+              </w:rPr>
+              <w:t>Balance packaging and singleplayer QA</w:t>
+            </w:r>
+          </w:p>
+        </w:tc>
+        <w:tc>
+          <w:tcPr>
+            <w:tcW w:type="dxa" w:w="6984"/>
+            <w:vAlign w:val="center"/>
+            <w:tcMar>
+              <w:top w:w="100" w:type="dxa"/>
+              <w:bottom w:w="100" w:type="dxa"/>
+              <w:left w:w="110" w:type="dxa"/>
+              <w:right w:w="110" w:type="dxa"/>
+            </w:tcMar>
+          </w:tcPr>
+          <w:p>
+            <w:pPr>
+              <w:spacing w:after="40" w:line="240" w:lineRule="auto"/>
+            </w:pPr>
+            <w:r>
+              <w:rPr>
+                <w:b w:val="0"/>
+                <w:sz w:val="21"/>
+              </w:rPr>
+              <w:t>Complete robust singleplayer quality before Core 1.0</w:t>
+            </w:r>
+          </w:p>
+        </w:tc>
+      </w:tr>
+      <w:tr>
+        <w:tc>
+          <w:tcPr>
+            <w:tcW w:type="dxa" w:w="5040"/>
+          </w:tcPr>
+          <w:p>
+            <w:r>
+              <w:t>Core 1.0 singleplayer release</w:t>
+            </w:r>
+          </w:p>
+        </w:tc>
+        <w:tc>
+          <w:tcPr>
+            <w:tcW w:type="dxa" w:w="5040"/>
+          </w:tcPr>
+          <w:p>
+            <w:r>
+              <w:t>Multiplayer not required for first public release</w:t>
+            </w:r>
+          </w:p>
+        </w:tc>
+      </w:tr>
+      <w:tr>
+        <w:tc>
+          <w:tcPr>
+            <w:tcW w:type="dxa" w:w="5040"/>
+          </w:tcPr>
+          <w:p>
+            <w:r>
+              <w:t>Post release multiplayer</w:t>
+            </w:r>
+          </w:p>
+        </w:tc>
+        <w:tc>
+          <w:tcPr>
+            <w:tcW w:type="dxa" w:w="5040"/>
+          </w:tcPr>
+          <w:p>
+            <w:r>
+              <w:t>Listen/dedicated servers, client replication/prediction, presentation and multiplayer save/session validation; NetDiag prepared, untested</w:t>
             </w:r>
           </w:p>
         </w:tc>
@@ -2174,7 +2218,7 @@
     </w:p>
     <w:p>
       <w:r>
-        <w:t>Prove integration with the railroad graph and basic movement before committing to production rolling stock, a complete animated station, full supplies, semaphore networks, complex tenders or final regional content. This prototype order does not select inheritance or settle Open Questions.</w:t>
+        <w:t>Runtime baseline evidence is established in the tested probe. Immediate work converts temporary Probe 2b mechanisms toward proper singleplayer steam readiness and traction after Manager-reviewed architecture assessment. Custom track, stations/servicing and production locomotive systems are not yet implemented.</w:t>
       </w:r>
     </w:p>
     <w:p>
@@ -2707,7 +2751,7 @@
     </w:p>
     <w:p>
       <w:r>
-        <w:t>Agreed desired outcome: friends ideally need no separate enthusiast purchase simply to join/play with an owner, if technically, legally and commercially viable. This is not verified server-side DLC. Client asset installation and entitlement are different problems; mod loading, server dependencies, saves and differing pack availability remain unresolved.</w:t>
+        <w:t>Agreed desired outcome: friends ideally need no separate enthusiast purchase simply to join/play with an owner, if technically, legally and commercially viable. This is not verified server-side DLC. Client asset installation and entitlement are different problems; mod loading, server dependencies, saves and differing pack availability remain unresolved. Multiplayer implementation/validation is deferred post-release; this does not resolve OQ27 technical or entitlement questions.</w:t>
       </w:r>
     </w:p>
     <w:p>
